--- a/docs/word/sumary.docx
+++ b/docs/word/sumary.docx
@@ -2,6 +2,208 @@
 <file path=word/document.xml><?xml version="1.0" encoding="utf-8"?>
 <w:document xmlns:wpc="http://schemas.microsoft.com/office/word/2010/wordprocessingCanvas" xmlns:cx="http://schemas.microsoft.com/office/drawing/2014/chartex" xmlns:cx1="http://schemas.microsoft.com/office/drawing/2015/9/8/chartex" xmlns:cx2="http://schemas.microsoft.com/office/drawing/2015/10/21/chartex" xmlns:cx3="http://schemas.microsoft.com/office/drawing/2016/5/9/chartex" xmlns:cx4="http://schemas.microsoft.com/office/drawing/2016/5/10/chartex" xmlns:cx5="http://schemas.microsoft.com/office/drawing/2016/5/11/chartex" xmlns:cx6="http://schemas.microsoft.com/office/drawing/2016/5/12/chartex" xmlns:cx7="http://schemas.microsoft.com/office/drawing/2016/5/13/chartex" xmlns:cx8="http://schemas.microsoft.com/office/drawing/2016/5/14/chartex" xmlns:mc="http://schemas.openxmlformats.org/markup-compatibility/2006" xmlns:aink="http://schemas.microsoft.com/office/drawing/2016/ink" xmlns:am3d="http://schemas.microsoft.com/office/drawing/2017/model3d" xmlns:o="urn:schemas-microsoft-com:office:office" xmlns:oel="http://schemas.microsoft.com/office/2019/extlst" xmlns:r="http://schemas.openxmlformats.org/officeDocument/2006/relationships" xmlns:m="http://schemas.openxmlformats.org/officeDocument/2006/math" xmlns:v="urn:schemas-microsoft-com:vml" xmlns:wp14="http://schemas.microsoft.com/office/word/2010/wordprocessingDrawing" xmlns:wp="http://schemas.openxmlformats.org/drawingml/2006/wordprocessingDrawing" xmlns:w10="urn:schemas-microsoft-com:office:word" xmlns:w="http://schemas.openxmlformats.org/wordprocessingml/2006/main" xmlns:w14="http://schemas.microsoft.com/office/word/2010/wordml" xmlns:w15="http://schemas.microsoft.com/office/word/2012/wordml" xmlns:w16cex="http://schemas.microsoft.com/office/word/2018/wordml/cex" xmlns:w16cid="http://schemas.microsoft.com/office/word/2016/wordml/cid" xmlns:w16="http://schemas.microsoft.com/office/word/2018/wordml" xmlns:w16du="http://schemas.microsoft.com/office/word/2023/wordml/word16du" xmlns:w16sdtdh="http://schemas.microsoft.com/office/word/2020/wordml/sdtdatahash" xmlns:w16sdtfl="http://schemas.microsoft.com/office/word/2024/wordml/sdtformatlock" xmlns:w16se="http://schemas.microsoft.com/office/word/2015/wordml/symex" xmlns:wpg="http://schemas.microsoft.com/office/word/2010/wordprocessingGroup" xmlns:wpi="http://schemas.microsoft.com/office/word/2010/wordprocessingInk" xmlns:wne="http://schemas.microsoft.com/office/word/2006/wordml" xmlns:wps="http://schemas.microsoft.com/office/word/2010/wordprocessingShape" mc:Ignorable="w14 w15 w16se w16cid w16 w16cex w16sdtdh w16sdtfl w16du wp14">
   <w:body>
+    <w:p/>
+    <w:p>
+      <w:r>
+        <w:rPr>
+          <w:noProof/>
+        </w:rPr>
+        <w:drawing>
+          <wp:anchor distT="0" distB="0" distL="114300" distR="114300" simplePos="0" relativeHeight="251659264" behindDoc="0" locked="0" layoutInCell="1" allowOverlap="1" wp14:anchorId="24360D69" wp14:editId="48AD37AE">
+            <wp:simplePos x="0" y="0"/>
+            <wp:positionH relativeFrom="margin">
+              <wp:align>center</wp:align>
+            </wp:positionH>
+            <wp:positionV relativeFrom="paragraph">
+              <wp:posOffset>6985</wp:posOffset>
+            </wp:positionV>
+            <wp:extent cx="1390862" cy="1739806"/>
+            <wp:effectExtent l="0" t="0" r="0" b="0"/>
+            <wp:wrapNone/>
+            <wp:docPr id="1789545909" name="Graphic 1"/>
+            <wp:cNvGraphicFramePr>
+              <a:graphicFrameLocks xmlns:a="http://schemas.openxmlformats.org/drawingml/2006/main" noChangeAspect="1"/>
+            </wp:cNvGraphicFramePr>
+            <a:graphic xmlns:a="http://schemas.openxmlformats.org/drawingml/2006/main">
+              <a:graphicData uri="http://schemas.openxmlformats.org/drawingml/2006/picture">
+                <pic:pic xmlns:pic="http://schemas.openxmlformats.org/drawingml/2006/picture">
+                  <pic:nvPicPr>
+                    <pic:cNvPr id="1789545909" name=""/>
+                    <pic:cNvPicPr/>
+                  </pic:nvPicPr>
+                  <pic:blipFill>
+                    <a:blip r:embed="rId7">
+                      <a:extLst>
+                        <a:ext uri="{96DAC541-7B7A-43D3-8B79-37D633B846F1}">
+                          <asvg:svgBlip xmlns:asvg="http://schemas.microsoft.com/office/drawing/2016/SVG/main" r:embed="rId8"/>
+                        </a:ext>
+                      </a:extLst>
+                    </a:blip>
+                    <a:stretch>
+                      <a:fillRect/>
+                    </a:stretch>
+                  </pic:blipFill>
+                  <pic:spPr>
+                    <a:xfrm>
+                      <a:off x="0" y="0"/>
+                      <a:ext cx="1390862" cy="1739806"/>
+                    </a:xfrm>
+                    <a:prstGeom prst="rect">
+                      <a:avLst/>
+                    </a:prstGeom>
+                  </pic:spPr>
+                </pic:pic>
+              </a:graphicData>
+            </a:graphic>
+            <wp14:sizeRelH relativeFrom="margin">
+              <wp14:pctWidth>0</wp14:pctWidth>
+            </wp14:sizeRelH>
+            <wp14:sizeRelV relativeFrom="margin">
+              <wp14:pctHeight>0</wp14:pctHeight>
+            </wp14:sizeRelV>
+          </wp:anchor>
+        </w:drawing>
+      </w:r>
+    </w:p>
+    <w:p/>
+    <w:p/>
+    <w:p/>
+    <w:p/>
+    <w:p>
+      <w:pPr>
+        <w:jc w:val="center"/>
+      </w:pPr>
+      <w:r>
+        <w:t>Full Stack Development Base on Reference Data Model</w:t>
+      </w:r>
+      <w:r>
+        <w:rPr>
+          <w:rFonts w:hint="cs"/>
+          <w:cs/>
+        </w:rPr>
+        <w:t xml:space="preserve"> </w:t>
+      </w:r>
+      <w:r>
+        <w:t>(Minimal)</w:t>
+      </w:r>
+    </w:p>
+    <w:p>
+      <w:pPr>
+        <w:jc w:val="center"/>
+      </w:pPr>
+      <w:r>
+        <w:rPr>
+          <w:cs/>
+        </w:rPr>
+        <w:t xml:space="preserve">คู่มือพัฒนา </w:t>
+      </w:r>
+      <w:r>
+        <w:t xml:space="preserve">Full Stack </w:t>
+      </w:r>
+      <w:r>
+        <w:rPr>
+          <w:cs/>
+        </w:rPr>
+        <w:t>จากโมเดลข้อมูล</w:t>
+      </w:r>
+      <w:r>
+        <w:t xml:space="preserve"> (</w:t>
+      </w:r>
+      <w:r>
+        <w:rPr>
+          <w:rFonts w:hint="cs"/>
+          <w:cs/>
+        </w:rPr>
+        <w:t>ฉบับย่อ</w:t>
+      </w:r>
+      <w:r>
+        <w:t>)</w:t>
+      </w:r>
+    </w:p>
+    <w:p>
+      <w:pPr>
+        <w:jc w:val="center"/>
+      </w:pPr>
+    </w:p>
+    <w:p>
+      <w:pPr>
+        <w:jc w:val="center"/>
+      </w:pPr>
+    </w:p>
+    <w:p>
+      <w:pPr>
+        <w:jc w:val="center"/>
+      </w:pPr>
+    </w:p>
+    <w:p>
+      <w:pPr>
+        <w:jc w:val="center"/>
+      </w:pPr>
+      <w:r>
+        <w:rPr>
+          <w:cs/>
+        </w:rPr>
+        <w:t>นำเสนอโดย นายสิทธิพงศ์ จำรัสฤทธิรงค์</w:t>
+      </w:r>
+    </w:p>
+    <w:p>
+      <w:pPr>
+        <w:jc w:val="center"/>
+      </w:pPr>
+      <w:r>
+        <w:rPr>
+          <w:cs/>
+        </w:rPr>
+        <w:t>อาจารย์ที่ปรึกษา รองศาสตราจารย์ ดร.วรา วราวิทย์</w:t>
+      </w:r>
+    </w:p>
+    <w:p>
+      <w:pPr>
+        <w:jc w:val="center"/>
+      </w:pPr>
+    </w:p>
+    <w:p>
+      <w:pPr>
+        <w:jc w:val="center"/>
+      </w:pPr>
+    </w:p>
+    <w:p>
+      <w:pPr>
+        <w:jc w:val="center"/>
+      </w:pPr>
+    </w:p>
+    <w:p>
+      <w:pPr>
+        <w:jc w:val="center"/>
+      </w:pPr>
+      <w:r>
+        <w:rPr>
+          <w:rFonts w:hint="cs"/>
+          <w:cs/>
+        </w:rPr>
+        <w:t>คณะเทคโนโลยีดิจิทัล สถาบันเทคโนโลยีจิตรลดา</w:t>
+      </w:r>
+    </w:p>
+    <w:p>
+      <w:pPr>
+        <w:jc w:val="center"/>
+        <w:rPr>
+          <w:cs/>
+        </w:rPr>
+      </w:pPr>
+      <w:r>
+        <w:rPr>
+          <w:rFonts w:hint="cs"/>
+          <w:cs/>
+        </w:rPr>
+        <w:t>พ.ศ. 2568</w:t>
+      </w:r>
+    </w:p>
+    <w:p>
+      <w:r>
+        <w:br w:type="page"/>
+      </w:r>
+    </w:p>
     <w:p>
       <w:pPr>
         <w:ind w:firstLine="720"/>
@@ -11,6 +213,7 @@
         <w:rPr>
           <w:cs/>
         </w:rPr>
+        <w:lastRenderedPageBreak/>
         <w:t>การพัฒนาแอปพลิเคชันแบบครบวงจร</w:t>
       </w:r>
       <w:r>
@@ -1001,7 +1204,7 @@
                     </pic:cNvPicPr>
                   </pic:nvPicPr>
                   <pic:blipFill>
-                    <a:blip r:embed="rId7">
+                    <a:blip r:embed="rId9">
                       <a:extLst>
                         <a:ext uri="{28A0092B-C50C-407E-A947-70E740481C1C}">
                           <a14:useLocalDpi xmlns:a14="http://schemas.microsoft.com/office/drawing/2010/main" val="0"/>
@@ -1062,7 +1265,7 @@
       </w:r>
     </w:p>
     <w:p>
-      <w:hyperlink r:id="rId8" w:history="1">
+      <w:hyperlink r:id="rId10" w:history="1">
         <w:r>
           <w:rPr>
             <w:rStyle w:val="Hyperlink"/>
@@ -1072,7 +1275,7 @@
       </w:hyperlink>
     </w:p>
     <w:p>
-      <w:hyperlink r:id="rId9" w:history="1">
+      <w:hyperlink r:id="rId11" w:history="1">
         <w:r>
           <w:rPr>
             <w:rStyle w:val="Hyperlink"/>
@@ -1082,7 +1285,7 @@
       </w:hyperlink>
     </w:p>
     <w:p>
-      <w:hyperlink r:id="rId10" w:history="1">
+      <w:hyperlink r:id="rId12" w:history="1">
         <w:r>
           <w:rPr>
             <w:rStyle w:val="Hyperlink"/>
@@ -1115,7 +1318,7 @@
                     </pic:cNvPicPr>
                   </pic:nvPicPr>
                   <pic:blipFill>
-                    <a:blip r:embed="rId11" cstate="print">
+                    <a:blip r:embed="rId13" cstate="print">
                       <a:extLst>
                         <a:ext uri="{28A0092B-C50C-407E-A947-70E740481C1C}">
                           <a14:useLocalDpi xmlns:a14="http://schemas.microsoft.com/office/drawing/2010/main" val="0"/>
@@ -1148,6 +1351,31 @@
       </w:r>
     </w:p>
     <w:p>
+      <w:pPr>
+        <w:rPr>
+          <w:rFonts w:hint="cs"/>
+          <w:cs/>
+        </w:rPr>
+      </w:pPr>
+      <w:r>
+        <w:rPr>
+          <w:rFonts w:hint="cs"/>
+          <w:cs/>
+        </w:rPr>
+        <w:t xml:space="preserve">จากรูปคือหน้าเว็บของ </w:t>
+      </w:r>
+      <w:r>
+        <w:t xml:space="preserve">project </w:t>
+      </w:r>
+      <w:r>
+        <w:rPr>
+          <w:rFonts w:hint="cs"/>
+          <w:cs/>
+        </w:rPr>
+        <w:t>ล่าสุด</w:t>
+      </w:r>
+    </w:p>
+    <w:p>
       <w:r>
         <w:rPr>
           <w:noProof/>
@@ -1170,7 +1398,7 @@
                     </pic:cNvPicPr>
                   </pic:nvPicPr>
                   <pic:blipFill>
-                    <a:blip r:embed="rId12" cstate="print">
+                    <a:blip r:embed="rId14" cstate="print">
                       <a:extLst>
                         <a:ext uri="{28A0092B-C50C-407E-A947-70E740481C1C}">
                           <a14:useLocalDpi xmlns:a14="http://schemas.microsoft.com/office/drawing/2010/main" val="0"/>
@@ -1208,6 +1436,23 @@
           <w:rFonts w:hint="cs"/>
         </w:rPr>
       </w:pPr>
+      <w:r>
+        <w:rPr>
+          <w:rFonts w:hint="cs"/>
+          <w:cs/>
+        </w:rPr>
+        <w:t>จากรูปคือ</w:t>
+      </w:r>
+      <w:r>
+        <w:rPr>
+          <w:rFonts w:hint="cs"/>
+          <w:cs/>
+        </w:rPr>
+        <w:t xml:space="preserve">ผลการ </w:t>
+      </w:r>
+      <w:r>
+        <w:t>bench mark</w:t>
+      </w:r>
     </w:p>
     <w:p>
       <w:pPr>
@@ -1221,10 +1466,10 @@
         </w:rPr>
         <w:lastRenderedPageBreak/>
         <w:drawing>
-          <wp:inline distT="0" distB="0" distL="0" distR="0" wp14:anchorId="225F1566" wp14:editId="43646E61">
+          <wp:inline distT="0" distB="0" distL="0" distR="0" wp14:anchorId="2CDAC823" wp14:editId="10F1ADC9">
             <wp:extent cx="5731510" cy="3778250"/>
             <wp:effectExtent l="0" t="0" r="2540" b="0"/>
-            <wp:docPr id="1739599154" name="Picture 3" descr="erd"/>
+            <wp:docPr id="610604406" name="Picture 4" descr="erd"/>
             <wp:cNvGraphicFramePr>
               <a:graphicFrameLocks xmlns:a="http://schemas.openxmlformats.org/drawingml/2006/main" noChangeAspect="1"/>
             </wp:cNvGraphicFramePr>
@@ -1232,13 +1477,13 @@
               <a:graphicData uri="http://schemas.openxmlformats.org/drawingml/2006/picture">
                 <pic:pic xmlns:pic="http://schemas.openxmlformats.org/drawingml/2006/picture">
                   <pic:nvPicPr>
-                    <pic:cNvPr id="0" name="Picture 5" descr="erd"/>
+                    <pic:cNvPr id="0" name="Picture 7" descr="erd"/>
                     <pic:cNvPicPr>
                       <a:picLocks noChangeAspect="1" noChangeArrowheads="1"/>
                     </pic:cNvPicPr>
                   </pic:nvPicPr>
                   <pic:blipFill>
-                    <a:blip r:embed="rId13" cstate="print">
+                    <a:blip r:embed="rId15" cstate="print">
                       <a:extLst>
                         <a:ext uri="{28A0092B-C50C-407E-A947-70E740481C1C}">
                           <a14:useLocalDpi xmlns:a14="http://schemas.microsoft.com/office/drawing/2010/main" val="0"/>
@@ -1270,8 +1515,341 @@
         </w:drawing>
       </w:r>
     </w:p>
+    <w:p>
+      <w:r>
+        <w:rPr>
+          <w:noProof/>
+        </w:rPr>
+        <w:drawing>
+          <wp:inline distT="0" distB="0" distL="0" distR="0" wp14:anchorId="225F1566" wp14:editId="43646E61">
+            <wp:extent cx="5731510" cy="3778250"/>
+            <wp:effectExtent l="0" t="0" r="2540" b="0"/>
+            <wp:docPr id="1739599154" name="Picture 3" descr="erd"/>
+            <wp:cNvGraphicFramePr>
+              <a:graphicFrameLocks xmlns:a="http://schemas.openxmlformats.org/drawingml/2006/main" noChangeAspect="1"/>
+            </wp:cNvGraphicFramePr>
+            <a:graphic xmlns:a="http://schemas.openxmlformats.org/drawingml/2006/main">
+              <a:graphicData uri="http://schemas.openxmlformats.org/drawingml/2006/picture">
+                <pic:pic xmlns:pic="http://schemas.openxmlformats.org/drawingml/2006/picture">
+                  <pic:nvPicPr>
+                    <pic:cNvPr id="0" name="Picture 5" descr="erd"/>
+                    <pic:cNvPicPr>
+                      <a:picLocks noChangeAspect="1" noChangeArrowheads="1"/>
+                    </pic:cNvPicPr>
+                  </pic:nvPicPr>
+                  <pic:blipFill>
+                    <a:blip r:embed="rId15" cstate="print">
+                      <a:extLst>
+                        <a:ext uri="{28A0092B-C50C-407E-A947-70E740481C1C}">
+                          <a14:useLocalDpi xmlns:a14="http://schemas.microsoft.com/office/drawing/2010/main" val="0"/>
+                        </a:ext>
+                      </a:extLst>
+                    </a:blip>
+                    <a:srcRect/>
+                    <a:stretch>
+                      <a:fillRect/>
+                    </a:stretch>
+                  </pic:blipFill>
+                  <pic:spPr bwMode="auto">
+                    <a:xfrm>
+                      <a:off x="0" y="0"/>
+                      <a:ext cx="5731510" cy="3778250"/>
+                    </a:xfrm>
+                    <a:prstGeom prst="rect">
+                      <a:avLst/>
+                    </a:prstGeom>
+                    <a:noFill/>
+                    <a:ln>
+                      <a:noFill/>
+                    </a:ln>
+                  </pic:spPr>
+                </pic:pic>
+              </a:graphicData>
+            </a:graphic>
+          </wp:inline>
+        </w:drawing>
+      </w:r>
+    </w:p>
+    <w:p>
+      <w:r>
+        <w:rPr>
+          <w:rFonts w:hint="cs"/>
+          <w:cs/>
+        </w:rPr>
+        <w:t xml:space="preserve">จากรูปคือ </w:t>
+      </w:r>
+      <w:r>
+        <w:t xml:space="preserve">ERD </w:t>
+      </w:r>
+      <w:r>
+        <w:rPr>
+          <w:rFonts w:hint="cs"/>
+          <w:cs/>
+        </w:rPr>
+        <w:t>ฉบับปรับปรุงโดยใช้ความรู้จากหนังสือต่างๆ ดังนี้</w:t>
+      </w:r>
+    </w:p>
+    <w:p>
+      <w:r>
+        <w:t>Patterns of Enterprise Application Architecture)</w:t>
+      </w:r>
+    </w:p>
+    <w:p>
+      <w:r>
+        <w:t>SQL Antipatterns</w:t>
+      </w:r>
+    </w:p>
+    <w:p>
+      <w:r>
+        <w:lastRenderedPageBreak/>
+        <w:t>Temporal Data Patterns</w:t>
+      </w:r>
+    </w:p>
+    <w:p>
+      <w:r>
+        <w:rPr>
+          <w:rFonts w:hint="cs"/>
+          <w:cs/>
+        </w:rPr>
+        <w:t xml:space="preserve">เนื้อหาอื่นๆ เพิ่มเติมอยู่ที่ </w:t>
+      </w:r>
+      <w:r>
+        <w:t xml:space="preserve">Canva </w:t>
+      </w:r>
+      <w:r>
+        <w:rPr>
+          <w:rFonts w:hint="cs"/>
+          <w:cs/>
+        </w:rPr>
+        <w:t xml:space="preserve">นำเสนอ </w:t>
+      </w:r>
+      <w:r>
+        <w:t xml:space="preserve">project </w:t>
+      </w:r>
+      <w:r>
+        <w:rPr>
+          <w:rFonts w:hint="cs"/>
+          <w:cs/>
+        </w:rPr>
+        <w:t>จบ</w:t>
+      </w:r>
+    </w:p>
+    <w:p>
+      <w:hyperlink r:id="rId16" w:history="1">
+        <w:r>
+          <w:rPr>
+            <w:rStyle w:val="Hyperlink"/>
+          </w:rPr>
+          <w:t>https://www.canva.com/design/DAGyK</w:t>
+        </w:r>
+        <w:r>
+          <w:rPr>
+            <w:rStyle w:val="Hyperlink"/>
+            <w:cs/>
+          </w:rPr>
+          <w:t>96</w:t>
+        </w:r>
+        <w:r>
+          <w:rPr>
+            <w:rStyle w:val="Hyperlink"/>
+          </w:rPr>
+          <w:t>iYuY/bxd</w:t>
+        </w:r>
+        <w:r>
+          <w:rPr>
+            <w:rStyle w:val="Hyperlink"/>
+            <w:cs/>
+          </w:rPr>
+          <w:t>6</w:t>
+        </w:r>
+        <w:r>
+          <w:rPr>
+            <w:rStyle w:val="Hyperlink"/>
+          </w:rPr>
+          <w:t>BUl</w:t>
+        </w:r>
+        <w:r>
+          <w:rPr>
+            <w:rStyle w:val="Hyperlink"/>
+            <w:cs/>
+          </w:rPr>
+          <w:t>7</w:t>
+        </w:r>
+        <w:r>
+          <w:rPr>
+            <w:rStyle w:val="Hyperlink"/>
+          </w:rPr>
+          <w:t>wkCyi_EmfIn_</w:t>
+        </w:r>
+        <w:r>
+          <w:rPr>
+            <w:rStyle w:val="Hyperlink"/>
+            <w:cs/>
+          </w:rPr>
+          <w:t>4</w:t>
+        </w:r>
+        <w:r>
+          <w:rPr>
+            <w:rStyle w:val="Hyperlink"/>
+          </w:rPr>
+          <w:t>w/edit?utm_content=DAGyK</w:t>
+        </w:r>
+        <w:r>
+          <w:rPr>
+            <w:rStyle w:val="Hyperlink"/>
+            <w:cs/>
+          </w:rPr>
+          <w:t>96</w:t>
+        </w:r>
+        <w:r>
+          <w:rPr>
+            <w:rStyle w:val="Hyperlink"/>
+          </w:rPr>
+          <w:t>iYuY&amp;utm_campaign=designshare&amp;utm_medium=link</w:t>
+        </w:r>
+        <w:r>
+          <w:rPr>
+            <w:rStyle w:val="Hyperlink"/>
+            <w:cs/>
+          </w:rPr>
+          <w:t>2</w:t>
+        </w:r>
+        <w:r>
+          <w:rPr>
+            <w:rStyle w:val="Hyperlink"/>
+          </w:rPr>
+          <w:t>&amp;utm_source=sharebutton</w:t>
+        </w:r>
+      </w:hyperlink>
+    </w:p>
+    <w:p>
+      <w:r>
+        <w:rPr>
+          <w:rFonts w:hint="cs"/>
+          <w:cs/>
+        </w:rPr>
+        <w:t xml:space="preserve">จำนวน </w:t>
+      </w:r>
+      <w:r>
+        <w:t>code</w:t>
+      </w:r>
+      <w:r>
+        <w:rPr>
+          <w:rFonts w:hint="cs"/>
+          <w:cs/>
+        </w:rPr>
+        <w:t xml:space="preserve"> ใน </w:t>
+      </w:r>
+      <w:r>
+        <w:t>project (</w:t>
+      </w:r>
+      <w:r>
+        <w:rPr>
+          <w:rFonts w:hint="cs"/>
+          <w:cs/>
+        </w:rPr>
+        <w:t xml:space="preserve">นับแค่ </w:t>
+      </w:r>
+      <w:r>
+        <w:t xml:space="preserve">project </w:t>
+      </w:r>
+      <w:r>
+        <w:rPr>
+          <w:rFonts w:hint="cs"/>
+          <w:cs/>
+        </w:rPr>
+        <w:t>ที่สำเร็จ นับแค่ส่วนที่เขียนเอง</w:t>
+      </w:r>
+      <w:r>
+        <w:t>)</w:t>
+      </w:r>
+    </w:p>
+    <w:p>
+      <w:r>
+        <w:t>Geographic Boundary</w:t>
+      </w:r>
+      <w:r>
+        <w:t xml:space="preserve"> 27</w:t>
+      </w:r>
+      <w:r>
+        <w:t>,</w:t>
+      </w:r>
+      <w:r>
+        <w:t>084</w:t>
+      </w:r>
+      <w:r>
+        <w:t xml:space="preserve"> line</w:t>
+      </w:r>
+    </w:p>
+    <w:p>
+      <w:r>
+        <w:t>Party Communication</w:t>
+      </w:r>
+      <w:r>
+        <w:t xml:space="preserve"> </w:t>
+      </w:r>
+      <w:r>
+        <w:t>17,658 line</w:t>
+      </w:r>
+    </w:p>
+    <w:p>
+      <w:r>
+        <w:t xml:space="preserve">Party Communication 6 Role </w:t>
+      </w:r>
+      <w:r>
+        <w:t>10,444 line</w:t>
+      </w:r>
+    </w:p>
+    <w:p>
+      <w:r>
+        <w:rPr>
+          <w:rFonts w:hint="cs"/>
+          <w:cs/>
+        </w:rPr>
+        <w:t xml:space="preserve">จากการที่ผม </w:t>
+      </w:r>
+      <w:r>
+        <w:t xml:space="preserve">learning by doing </w:t>
+      </w:r>
+      <w:r>
+        <w:rPr>
+          <w:rFonts w:hint="cs"/>
+          <w:cs/>
+        </w:rPr>
+        <w:t>ทำให้ผมสามารถสรุปความรู้ทั้งหมดเขียนเป็นหนังสือของผมเองได้ดังนี้</w:t>
+      </w:r>
+    </w:p>
+    <w:p>
+      <w:pPr>
+        <w:rPr>
+          <w:rFonts w:hint="cs"/>
+          <w:cs/>
+        </w:rPr>
+      </w:pPr>
+      <w:hyperlink r:id="rId17" w:history="1">
+        <w:r>
+          <w:rPr>
+            <w:rStyle w:val="Hyperlink"/>
+          </w:rPr>
+          <w:t>https://github.com/ssszZ-TH/party_fullstack_docker</w:t>
+        </w:r>
+        <w:r>
+          <w:rPr>
+            <w:rStyle w:val="Hyperlink"/>
+            <w:cs/>
+          </w:rPr>
+          <w:t>5/</w:t>
+        </w:r>
+        <w:r>
+          <w:rPr>
+            <w:rStyle w:val="Hyperlink"/>
+          </w:rPr>
+          <w:t>tree/main/docs/word</w:t>
+        </w:r>
+      </w:hyperlink>
+    </w:p>
     <w:sectPr>
-      <w:headerReference w:type="default" r:id="rId14"/>
+      <w:headerReference w:type="default" r:id="rId18"/>
       <w:pgSz w:w="11906" w:h="16838"/>
       <w:pgMar w:top="1440" w:right="1440" w:bottom="1440" w:left="1440" w:header="708" w:footer="708" w:gutter="0"/>
       <w:cols w:space="708"/>
@@ -2270,7 +2848,6 @@
   <w:style w:type="character" w:default="1" w:styleId="DefaultParagraphFont">
     <w:name w:val="Default Paragraph Font"/>
     <w:uiPriority w:val="1"/>
-    <w:semiHidden/>
     <w:unhideWhenUsed/>
   </w:style>
   <w:style w:type="table" w:default="1" w:styleId="TableNormal">
